--- a/docs/Cleaning-Feature-List.docx
+++ b/docs/Cleaning-Feature-List.docx
@@ -40,7 +40,7 @@
           <w:sz w:val="18"/>
           <w:szCs w:val="18"/>
         </w:rPr>
-        <w:t xml:space="preserve">Rev 1  ·  18 September 2026  ·  Confidential</w:t>
+        <w:t xml:space="preserve">Rev 2  ·  18 September 2026  ·  Confidential</w:t>
       </w:r>
     </w:p>
     <w:p>
@@ -59,7 +59,7 @@
           <w:sz w:val="20"/>
           <w:szCs w:val="20"/>
         </w:rPr>
-        <w:t xml:space="preserve">Sixteen features for one cleaning team running one service in Lebanon. The product is a single screen: the day’s schedule beside a map of the route. Everything below serves the one question the business has each time the phone rings — can this customer be fitted into the day.</w:t>
+        <w:t xml:space="preserve">Fifteen features for one cleaning team running one service in Lebanon. The product is a single screen: the day’s schedule beside a map of the route. Everything below serves the one question the business has each time the phone rings — can this customer be fitted into the day.</w:t>
       </w:r>
     </w:p>
     <w:tbl>
@@ -372,7 +372,7 @@
                 <w:sz w:val="20"/>
                 <w:szCs w:val="20"/>
               </w:rPr>
-              <w:t xml:space="preserve">3</w:t>
+              <w:t xml:space="preserve">2</w:t>
             </w:r>
           </w:p>
         </w:tc>
@@ -520,7 +520,7 @@
                 <w:sz w:val="20"/>
                 <w:szCs w:val="20"/>
               </w:rPr>
-              <w:t xml:space="preserve">16</w:t>
+              <w:t xml:space="preserve">15</w:t>
             </w:r>
           </w:p>
         </w:tc>
@@ -1928,7 +1928,7 @@
           <w:sz w:val="16"/>
           <w:szCs w:val="16"/>
         </w:rPr>
-        <w:t xml:space="preserve">     3 FEATURES</w:t>
+        <w:t xml:space="preserve">     2 FEATURES</w:t>
       </w:r>
     </w:p>
     <w:tbl>
@@ -2277,116 +2277,6 @@
                 <w:szCs w:val="20"/>
               </w:rPr>
               <w:t xml:space="preserve">Kept against the customer for next time</w:t>
-            </w:r>
-          </w:p>
-        </w:tc>
-      </w:tr>
-      <w:tr>
-        <w:tc>
-          <w:tcPr>
-            <w:tcW w:type="dxa" w:w="1500"/>
-            <w:tcBorders>
-              <w:top w:val="single" w:color="000000" w:sz="4"/>
-              <w:left w:val="single" w:color="000000" w:sz="4"/>
-              <w:bottom w:val="single" w:color="000000" w:sz="4"/>
-              <w:right w:val="single" w:color="000000" w:sz="4"/>
-            </w:tcBorders>
-            <w:tcMar>
-              <w:top w:type="dxa" w:w="90"/>
-              <w:left w:type="dxa" w:w="120"/>
-              <w:bottom w:type="dxa" w:w="90"/>
-              <w:right w:type="dxa" w:w="120"/>
-            </w:tcMar>
-          </w:tcPr>
-          <w:p>
-            <w:pPr>
-              <w:spacing w:after="0" w:before="0" w:line="250" w:lineRule="auto"/>
-            </w:pPr>
-            <w:r>
-              <w:rPr>
-                <w:rFonts w:ascii="Calibri" w:cs="Calibri" w:eastAsia="Calibri" w:hAnsi="Calibri"/>
-                <w:b/>
-                <w:bCs/>
-                <w:i w:val="false"/>
-                <w:iCs w:val="false"/>
-                <w:caps w:val="false"/>
-                <w:color w:val="1f2a37"/>
-                <w:sz w:val="20"/>
-                <w:szCs w:val="20"/>
-              </w:rPr>
-              <w:t xml:space="preserve">LOC-03</w:t>
-            </w:r>
-          </w:p>
-        </w:tc>
-        <w:tc>
-          <w:tcPr>
-            <w:tcW w:type="dxa" w:w="3900"/>
-            <w:tcBorders>
-              <w:top w:val="single" w:color="000000" w:sz="4"/>
-              <w:left w:val="single" w:color="000000" w:sz="4"/>
-              <w:bottom w:val="single" w:color="000000" w:sz="4"/>
-              <w:right w:val="single" w:color="000000" w:sz="4"/>
-            </w:tcBorders>
-            <w:tcMar>
-              <w:top w:type="dxa" w:w="90"/>
-              <w:left w:type="dxa" w:w="120"/>
-              <w:bottom w:type="dxa" w:w="90"/>
-              <w:right w:type="dxa" w:w="120"/>
-            </w:tcMar>
-          </w:tcPr>
-          <w:p>
-            <w:pPr>
-              <w:spacing w:after="0" w:before="0" w:line="250" w:lineRule="auto"/>
-            </w:pPr>
-            <w:r>
-              <w:rPr>
-                <w:rFonts w:ascii="Calibri" w:cs="Calibri" w:eastAsia="Calibri" w:hAnsi="Calibri"/>
-                <w:b w:val="false"/>
-                <w:bCs w:val="false"/>
-                <w:i w:val="false"/>
-                <w:iCs w:val="false"/>
-                <w:caps w:val="false"/>
-                <w:color w:val="1f2a37"/>
-                <w:sz w:val="20"/>
-                <w:szCs w:val="20"/>
-              </w:rPr>
-              <w:t xml:space="preserve">Areas</w:t>
-            </w:r>
-          </w:p>
-        </w:tc>
-        <w:tc>
-          <w:tcPr>
-            <w:tcW w:type="dxa" w:w="3960"/>
-            <w:tcBorders>
-              <w:top w:val="single" w:color="000000" w:sz="4"/>
-              <w:left w:val="single" w:color="000000" w:sz="4"/>
-              <w:bottom w:val="single" w:color="000000" w:sz="4"/>
-              <w:right w:val="single" w:color="000000" w:sz="4"/>
-            </w:tcBorders>
-            <w:tcMar>
-              <w:top w:type="dxa" w:w="90"/>
-              <w:left w:type="dxa" w:w="120"/>
-              <w:bottom w:type="dxa" w:w="90"/>
-              <w:right w:type="dxa" w:w="120"/>
-            </w:tcMar>
-          </w:tcPr>
-          <w:p>
-            <w:pPr>
-              <w:spacing w:after="0" w:before="0" w:line="250" w:lineRule="auto"/>
-            </w:pPr>
-            <w:r>
-              <w:rPr>
-                <w:rFonts w:ascii="Calibri" w:cs="Calibri" w:eastAsia="Calibri" w:hAnsi="Calibri"/>
-                <w:b w:val="false"/>
-                <w:bCs w:val="false"/>
-                <w:i w:val="false"/>
-                <w:iCs w:val="false"/>
-                <w:caps w:val="false"/>
-                <w:color w:val="1f2a37"/>
-                <w:sz w:val="20"/>
-                <w:szCs w:val="20"/>
-              </w:rPr>
-              <w:t xml:space="preserve">Towns grouped into the team’s areas</w:t>
             </w:r>
           </w:p>
         </w:tc>
@@ -2862,7 +2752,7 @@
                 <w:sz w:val="20"/>
                 <w:szCs w:val="20"/>
               </w:rPr>
-              <w:t xml:space="preserve">Day settings</w:t>
+              <w:t xml:space="preserve">Set your depot</w:t>
             </w:r>
           </w:p>
         </w:tc>
@@ -2898,7 +2788,7 @@
                 <w:sz w:val="20"/>
                 <w:szCs w:val="20"/>
               </w:rPr>
-              <w:t xml:space="preserve">Depot, working hours, default job length</w:t>
+              <w:t xml:space="preserve">Search, paste a map link, or click the map</w:t>
             </w:r>
           </w:p>
         </w:tc>
@@ -2972,7 +2862,7 @@
                 <w:sz w:val="20"/>
                 <w:szCs w:val="20"/>
               </w:rPr>
-              <w:t xml:space="preserve">Areas setup</w:t>
+              <w:t xml:space="preserve">Day settings</w:t>
             </w:r>
           </w:p>
         </w:tc>
@@ -3008,7 +2898,7 @@
                 <w:sz w:val="20"/>
                 <w:szCs w:val="20"/>
               </w:rPr>
-              <w:t xml:space="preserve">Add and edit the team’s areas</w:t>
+              <w:t xml:space="preserve">Working hours and default job length</w:t>
             </w:r>
           </w:p>
         </w:tc>
@@ -3030,7 +2920,7 @@
           <w:sz w:val="18"/>
           <w:szCs w:val="18"/>
         </w:rPr>
-        <w:t xml:space="preserve">Assumes the depot location, working hours and the team’s areas are confirmed at the start.</w:t>
+        <w:t xml:space="preserve">The team sets their own depot and working hours inside the app. Nothing needs configuring before the first booking.</w:t>
       </w:r>
     </w:p>
     <w:sectPr>

--- a/docs/Cleaning-Feature-List.docx
+++ b/docs/Cleaning-Feature-List.docx
@@ -40,7 +40,7 @@
           <w:sz w:val="18"/>
           <w:szCs w:val="18"/>
         </w:rPr>
-        <w:t xml:space="preserve">Rev 2  ·  18 September 2026  ·  Confidential</w:t>
+        <w:t xml:space="preserve">Rev 3  ·  18 September 2026  ·  Confidential</w:t>
       </w:r>
     </w:p>
     <w:p>
@@ -1508,7 +1508,7 @@
                 <w:sz w:val="20"/>
                 <w:szCs w:val="20"/>
               </w:rPr>
-              <w:t xml:space="preserve">Suggested times</w:t>
+              <w:t xml:space="preserve">Set the time</w:t>
             </w:r>
           </w:p>
         </w:tc>
@@ -1544,7 +1544,7 @@
                 <w:sz w:val="20"/>
                 <w:szCs w:val="20"/>
               </w:rPr>
-              <w:t xml:space="preserve">Times that fit the rest of the day</w:t>
+              <w:t xml:space="preserve">The team chooses; the app does not pick for them</w:t>
             </w:r>
           </w:p>
         </w:tc>
@@ -1618,7 +1618,7 @@
                 <w:sz w:val="20"/>
                 <w:szCs w:val="20"/>
               </w:rPr>
-              <w:t xml:space="preserve">Choose any time</w:t>
+              <w:t xml:space="preserve">Route check</w:t>
             </w:r>
           </w:p>
         </w:tc>
@@ -1654,7 +1654,7 @@
                 <w:sz w:val="20"/>
                 <w:szCs w:val="20"/>
               </w:rPr>
-              <w:t xml:space="preserve">The suggestion can be overruled</w:t>
+              <w:t xml:space="preserve">What that time costs the day, and what it clashes with</w:t>
             </w:r>
           </w:p>
         </w:tc>
@@ -2920,7 +2920,7 @@
           <w:sz w:val="18"/>
           <w:szCs w:val="18"/>
         </w:rPr>
-        <w:t xml:space="preserve">The team sets their own depot and working hours inside the app. Nothing needs configuring before the first booking.</w:t>
+        <w:t xml:space="preserve">The team sets their own depot and working hours inside the app. Nothing needs configuring before the first booking. The customer list is reachable by URL but is not linked from the main screen, which stays on the day.</w:t>
       </w:r>
     </w:p>
     <w:sectPr>

--- a/docs/Cleaning-Feature-List.docx
+++ b/docs/Cleaning-Feature-List.docx
@@ -40,7 +40,7 @@
           <w:sz w:val="18"/>
           <w:szCs w:val="18"/>
         </w:rPr>
-        <w:t xml:space="preserve">Rev 3  ·  18 September 2026  ·  Confidential</w:t>
+        <w:t xml:space="preserve">Rev 4  ·  18 September 2026  ·  Confidential</w:t>
       </w:r>
     </w:p>
     <w:p>
@@ -59,7 +59,7 @@
           <w:sz w:val="20"/>
           <w:szCs w:val="20"/>
         </w:rPr>
-        <w:t xml:space="preserve">Fifteen features for one cleaning team running one service in Lebanon. The product is a single screen: the day’s schedule beside a map of the route. Everything below serves the one question the business has each time the phone rings — can this customer be fitted into the day.</w:t>
+        <w:t xml:space="preserve">Fourteen features for one cleaning team running one service in Lebanon. The product is a single screen: the day’s schedule beside a map of the route. Everything below serves the one question the business has each time the phone rings — can this customer be fitted into the day.</w:t>
       </w:r>
     </w:p>
     <w:tbl>
@@ -446,7 +446,7 @@
                 <w:sz w:val="20"/>
                 <w:szCs w:val="20"/>
               </w:rPr>
-              <w:t xml:space="preserve">4</w:t>
+              <w:t xml:space="preserve">3</w:t>
             </w:r>
           </w:p>
         </w:tc>
@@ -520,7 +520,7 @@
                 <w:sz w:val="20"/>
                 <w:szCs w:val="20"/>
               </w:rPr>
-              <w:t xml:space="preserve">15</w:t>
+              <w:t xml:space="preserve">14</w:t>
             </w:r>
           </w:p>
         </w:tc>
@@ -2276,7 +2276,7 @@
                 <w:sz w:val="20"/>
                 <w:szCs w:val="20"/>
               </w:rPr>
-              <w:t xml:space="preserve">Kept against the customer for next time</w:t>
+              <w:t xml:space="preserve">The address is remembered for next time</w:t>
             </w:r>
           </w:p>
         </w:tc>
@@ -2330,7 +2330,7 @@
           <w:sz w:val="16"/>
           <w:szCs w:val="16"/>
         </w:rPr>
-        <w:t xml:space="preserve">     4 FEATURES</w:t>
+        <w:t xml:space="preserve">     3 FEATURES</w:t>
       </w:r>
     </w:p>
     <w:tbl>
@@ -2642,7 +2642,7 @@
                 <w:sz w:val="20"/>
                 <w:szCs w:val="20"/>
               </w:rPr>
-              <w:t xml:space="preserve">Customer list</w:t>
+              <w:t xml:space="preserve">Set your depot</w:t>
             </w:r>
           </w:p>
         </w:tc>
@@ -2678,7 +2678,7 @@
                 <w:sz w:val="20"/>
                 <w:szCs w:val="20"/>
               </w:rPr>
-              <w:t xml:space="preserve">Name, phone, saved locations</w:t>
+              <w:t xml:space="preserve">Search, paste a map link, or click the map</w:t>
             </w:r>
           </w:p>
         </w:tc>
@@ -2717,116 +2717,6 @@
                 <w:szCs w:val="20"/>
               </w:rPr>
               <w:t xml:space="preserve">ADM-03</w:t>
-            </w:r>
-          </w:p>
-        </w:tc>
-        <w:tc>
-          <w:tcPr>
-            <w:tcW w:type="dxa" w:w="3900"/>
-            <w:tcBorders>
-              <w:top w:val="single" w:color="000000" w:sz="4"/>
-              <w:left w:val="single" w:color="000000" w:sz="4"/>
-              <w:bottom w:val="single" w:color="000000" w:sz="4"/>
-              <w:right w:val="single" w:color="000000" w:sz="4"/>
-            </w:tcBorders>
-            <w:tcMar>
-              <w:top w:type="dxa" w:w="90"/>
-              <w:left w:type="dxa" w:w="120"/>
-              <w:bottom w:type="dxa" w:w="90"/>
-              <w:right w:type="dxa" w:w="120"/>
-            </w:tcMar>
-          </w:tcPr>
-          <w:p>
-            <w:pPr>
-              <w:spacing w:after="0" w:before="0" w:line="250" w:lineRule="auto"/>
-            </w:pPr>
-            <w:r>
-              <w:rPr>
-                <w:rFonts w:ascii="Calibri" w:cs="Calibri" w:eastAsia="Calibri" w:hAnsi="Calibri"/>
-                <w:b w:val="false"/>
-                <w:bCs w:val="false"/>
-                <w:i w:val="false"/>
-                <w:iCs w:val="false"/>
-                <w:caps w:val="false"/>
-                <w:color w:val="1f2a37"/>
-                <w:sz w:val="20"/>
-                <w:szCs w:val="20"/>
-              </w:rPr>
-              <w:t xml:space="preserve">Set your depot</w:t>
-            </w:r>
-          </w:p>
-        </w:tc>
-        <w:tc>
-          <w:tcPr>
-            <w:tcW w:type="dxa" w:w="3960"/>
-            <w:tcBorders>
-              <w:top w:val="single" w:color="000000" w:sz="4"/>
-              <w:left w:val="single" w:color="000000" w:sz="4"/>
-              <w:bottom w:val="single" w:color="000000" w:sz="4"/>
-              <w:right w:val="single" w:color="000000" w:sz="4"/>
-            </w:tcBorders>
-            <w:tcMar>
-              <w:top w:type="dxa" w:w="90"/>
-              <w:left w:type="dxa" w:w="120"/>
-              <w:bottom w:type="dxa" w:w="90"/>
-              <w:right w:type="dxa" w:w="120"/>
-            </w:tcMar>
-          </w:tcPr>
-          <w:p>
-            <w:pPr>
-              <w:spacing w:after="0" w:before="0" w:line="250" w:lineRule="auto"/>
-            </w:pPr>
-            <w:r>
-              <w:rPr>
-                <w:rFonts w:ascii="Calibri" w:cs="Calibri" w:eastAsia="Calibri" w:hAnsi="Calibri"/>
-                <w:b w:val="false"/>
-                <w:bCs w:val="false"/>
-                <w:i w:val="false"/>
-                <w:iCs w:val="false"/>
-                <w:caps w:val="false"/>
-                <w:color w:val="1f2a37"/>
-                <w:sz w:val="20"/>
-                <w:szCs w:val="20"/>
-              </w:rPr>
-              <w:t xml:space="preserve">Search, paste a map link, or click the map</w:t>
-            </w:r>
-          </w:p>
-        </w:tc>
-      </w:tr>
-      <w:tr>
-        <w:tc>
-          <w:tcPr>
-            <w:tcW w:type="dxa" w:w="1500"/>
-            <w:tcBorders>
-              <w:top w:val="single" w:color="000000" w:sz="4"/>
-              <w:left w:val="single" w:color="000000" w:sz="4"/>
-              <w:bottom w:val="single" w:color="000000" w:sz="4"/>
-              <w:right w:val="single" w:color="000000" w:sz="4"/>
-            </w:tcBorders>
-            <w:tcMar>
-              <w:top w:type="dxa" w:w="90"/>
-              <w:left w:type="dxa" w:w="120"/>
-              <w:bottom w:type="dxa" w:w="90"/>
-              <w:right w:type="dxa" w:w="120"/>
-            </w:tcMar>
-          </w:tcPr>
-          <w:p>
-            <w:pPr>
-              <w:spacing w:after="0" w:before="0" w:line="250" w:lineRule="auto"/>
-            </w:pPr>
-            <w:r>
-              <w:rPr>
-                <w:rFonts w:ascii="Calibri" w:cs="Calibri" w:eastAsia="Calibri" w:hAnsi="Calibri"/>
-                <w:b/>
-                <w:bCs/>
-                <w:i w:val="false"/>
-                <w:iCs w:val="false"/>
-                <w:caps w:val="false"/>
-                <w:color w:val="1f2a37"/>
-                <w:sz w:val="20"/>
-                <w:szCs w:val="20"/>
-              </w:rPr>
-              <w:t xml:space="preserve">ADM-04</w:t>
             </w:r>
           </w:p>
         </w:tc>
@@ -2920,7 +2810,7 @@
           <w:sz w:val="18"/>
           <w:szCs w:val="18"/>
         </w:rPr>
-        <w:t xml:space="preserve">The team sets their own depot and working hours inside the app. Nothing needs configuring before the first booking. The customer list is reachable by URL but is not linked from the main screen, which stays on the day.</w:t>
+        <w:t xml:space="preserve">The team sets their own depot and working hours inside the app. Nothing needs configuring before the first booking.</w:t>
       </w:r>
     </w:p>
     <w:sectPr>

--- a/docs/Cleaning-Feature-List.docx
+++ b/docs/Cleaning-Feature-List.docx
@@ -40,7 +40,7 @@
           <w:sz w:val="18"/>
           <w:szCs w:val="18"/>
         </w:rPr>
-        <w:t xml:space="preserve">Rev 4  ·  18 September 2026  ·  Confidential</w:t>
+        <w:t xml:space="preserve">Rev 5  ·  18 September 2026  ·  Confidential</w:t>
       </w:r>
     </w:p>
     <w:p>
@@ -59,7 +59,7 @@
           <w:sz w:val="20"/>
           <w:szCs w:val="20"/>
         </w:rPr>
-        <w:t xml:space="preserve">Fourteen features for one cleaning team running one service in Lebanon. The product is a single screen: the day’s schedule beside a map of the route. Everything below serves the one question the business has each time the phone rings — can this customer be fitted into the day.</w:t>
+        <w:t xml:space="preserve">Thirteen features for one cleaning team running one service in Lebanon. The product is a single screen: the day’s schedule beside a map of the route. Everything below serves the one question the business has each time the phone rings — can this customer be fitted into the day.</w:t>
       </w:r>
     </w:p>
     <w:tbl>
@@ -372,7 +372,7 @@
                 <w:sz w:val="20"/>
                 <w:szCs w:val="20"/>
               </w:rPr>
-              <w:t xml:space="preserve">2</w:t>
+              <w:t xml:space="preserve">1</w:t>
             </w:r>
           </w:p>
         </w:tc>
@@ -520,7 +520,7 @@
                 <w:sz w:val="20"/>
                 <w:szCs w:val="20"/>
               </w:rPr>
-              <w:t xml:space="preserve">14</w:t>
+              <w:t xml:space="preserve">13</w:t>
             </w:r>
           </w:p>
         </w:tc>
@@ -1928,7 +1928,7 @@
           <w:sz w:val="16"/>
           <w:szCs w:val="16"/>
         </w:rPr>
-        <w:t xml:space="preserve">     2 FEATURES</w:t>
+        <w:t xml:space="preserve">     1 FEATURE</w:t>
       </w:r>
     </w:p>
     <w:tbl>
@@ -2167,116 +2167,6 @@
                 <w:szCs w:val="20"/>
               </w:rPr>
               <w:t xml:space="preserve">Map click, search, or a shared map link</w:t>
-            </w:r>
-          </w:p>
-        </w:tc>
-      </w:tr>
-      <w:tr>
-        <w:tc>
-          <w:tcPr>
-            <w:tcW w:type="dxa" w:w="1500"/>
-            <w:tcBorders>
-              <w:top w:val="single" w:color="000000" w:sz="4"/>
-              <w:left w:val="single" w:color="000000" w:sz="4"/>
-              <w:bottom w:val="single" w:color="000000" w:sz="4"/>
-              <w:right w:val="single" w:color="000000" w:sz="4"/>
-            </w:tcBorders>
-            <w:tcMar>
-              <w:top w:type="dxa" w:w="90"/>
-              <w:left w:type="dxa" w:w="120"/>
-              <w:bottom w:type="dxa" w:w="90"/>
-              <w:right w:type="dxa" w:w="120"/>
-            </w:tcMar>
-          </w:tcPr>
-          <w:p>
-            <w:pPr>
-              <w:spacing w:after="0" w:before="0" w:line="250" w:lineRule="auto"/>
-            </w:pPr>
-            <w:r>
-              <w:rPr>
-                <w:rFonts w:ascii="Calibri" w:cs="Calibri" w:eastAsia="Calibri" w:hAnsi="Calibri"/>
-                <w:b/>
-                <w:bCs/>
-                <w:i w:val="false"/>
-                <w:iCs w:val="false"/>
-                <w:caps w:val="false"/>
-                <w:color w:val="1f2a37"/>
-                <w:sz w:val="20"/>
-                <w:szCs w:val="20"/>
-              </w:rPr>
-              <w:t xml:space="preserve">LOC-02</w:t>
-            </w:r>
-          </w:p>
-        </w:tc>
-        <w:tc>
-          <w:tcPr>
-            <w:tcW w:type="dxa" w:w="3900"/>
-            <w:tcBorders>
-              <w:top w:val="single" w:color="000000" w:sz="4"/>
-              <w:left w:val="single" w:color="000000" w:sz="4"/>
-              <w:bottom w:val="single" w:color="000000" w:sz="4"/>
-              <w:right w:val="single" w:color="000000" w:sz="4"/>
-            </w:tcBorders>
-            <w:tcMar>
-              <w:top w:type="dxa" w:w="90"/>
-              <w:left w:type="dxa" w:w="120"/>
-              <w:bottom w:type="dxa" w:w="90"/>
-              <w:right w:type="dxa" w:w="120"/>
-            </w:tcMar>
-          </w:tcPr>
-          <w:p>
-            <w:pPr>
-              <w:spacing w:after="0" w:before="0" w:line="250" w:lineRule="auto"/>
-            </w:pPr>
-            <w:r>
-              <w:rPr>
-                <w:rFonts w:ascii="Calibri" w:cs="Calibri" w:eastAsia="Calibri" w:hAnsi="Calibri"/>
-                <w:b w:val="false"/>
-                <w:bCs w:val="false"/>
-                <w:i w:val="false"/>
-                <w:iCs w:val="false"/>
-                <w:caps w:val="false"/>
-                <w:color w:val="1f2a37"/>
-                <w:sz w:val="20"/>
-                <w:szCs w:val="20"/>
-              </w:rPr>
-              <w:t xml:space="preserve">Saved locations</w:t>
-            </w:r>
-          </w:p>
-        </w:tc>
-        <w:tc>
-          <w:tcPr>
-            <w:tcW w:type="dxa" w:w="3960"/>
-            <w:tcBorders>
-              <w:top w:val="single" w:color="000000" w:sz="4"/>
-              <w:left w:val="single" w:color="000000" w:sz="4"/>
-              <w:bottom w:val="single" w:color="000000" w:sz="4"/>
-              <w:right w:val="single" w:color="000000" w:sz="4"/>
-            </w:tcBorders>
-            <w:tcMar>
-              <w:top w:type="dxa" w:w="90"/>
-              <w:left w:type="dxa" w:w="120"/>
-              <w:bottom w:type="dxa" w:w="90"/>
-              <w:right w:type="dxa" w:w="120"/>
-            </w:tcMar>
-          </w:tcPr>
-          <w:p>
-            <w:pPr>
-              <w:spacing w:after="0" w:before="0" w:line="250" w:lineRule="auto"/>
-            </w:pPr>
-            <w:r>
-              <w:rPr>
-                <w:rFonts w:ascii="Calibri" w:cs="Calibri" w:eastAsia="Calibri" w:hAnsi="Calibri"/>
-                <w:b w:val="false"/>
-                <w:bCs w:val="false"/>
-                <w:i w:val="false"/>
-                <w:iCs w:val="false"/>
-                <w:caps w:val="false"/>
-                <w:color w:val="1f2a37"/>
-                <w:sz w:val="20"/>
-                <w:szCs w:val="20"/>
-              </w:rPr>
-              <w:t xml:space="preserve">The address is remembered for next time</w:t>
             </w:r>
           </w:p>
         </w:tc>
